--- a/backend/word_templates/工程类/集团内工程/材料（设备）采购/五选二/12.用章申请表.docx
+++ b/backend/word_templates/工程类/集团内工程/材料（设备）采购/五选二/12.用章申请表.docx
@@ -931,6 +931,7 @@
                 <w:rFonts w:hint="eastAsia" w:ascii="宋体" w:hAnsi="宋体" w:eastAsia="宋体" w:cs="宋体"/>
                 <w:b w:val="0"/>
                 <w:bCs/>
+                <w:color w:val="0000FF"/>
                 <w:sz w:val="21"/>
                 <w:szCs w:val="24"/>
                 <w:vertAlign w:val="baseline"/>
@@ -942,6 +943,7 @@
                 <w:rFonts w:hint="eastAsia" w:ascii="宋体" w:hAnsi="宋体" w:eastAsia="宋体" w:cs="宋体"/>
                 <w:b w:val="0"/>
                 <w:bCs/>
+                <w:color w:val="0000FF"/>
                 <w:sz w:val="21"/>
                 <w:szCs w:val="24"/>
                 <w:vertAlign w:val="baseline"/>
@@ -961,6 +963,7 @@
                 <w:rFonts w:hint="eastAsia" w:ascii="宋体" w:hAnsi="宋体" w:eastAsia="宋体" w:cs="宋体"/>
                 <w:b w:val="0"/>
                 <w:bCs/>
+                <w:color w:val="0000FF"/>
                 <w:sz w:val="21"/>
                 <w:szCs w:val="24"/>
                 <w:vertAlign w:val="baseline"/>
@@ -972,24 +975,13 @@
                 <w:rFonts w:hint="eastAsia" w:ascii="宋体" w:hAnsi="宋体" w:eastAsia="宋体" w:cs="宋体"/>
                 <w:b w:val="0"/>
                 <w:bCs/>
+                <w:color w:val="0000FF"/>
                 <w:sz w:val="21"/>
                 <w:szCs w:val="24"/>
                 <w:vertAlign w:val="baseline"/>
                 <w:lang w:val="en-US" w:eastAsia="zh-CN"/>
               </w:rPr>
-              <w:t xml:space="preserve"> </w:t>
-            </w:r>
-            <w:r>
-              <w:rPr>
-                <w:rFonts w:hint="eastAsia" w:ascii="宋体" w:hAnsi="宋体" w:eastAsia="宋体" w:cs="宋体"/>
-                <w:b w:val="0"/>
-                <w:bCs/>
-                <w:sz w:val="21"/>
-                <w:szCs w:val="24"/>
-                <w:vertAlign w:val="baseline"/>
-                <w:lang w:val="en-US" w:eastAsia="zh-CN"/>
-              </w:rPr>
-              <w:t>{{caigou_xiangmu_ming}}{{biaoduanming1}}</w:t>
+              <w:t xml:space="preserve"> {{caigou_xiangmu_ming}}{{biaoduanming1}}</w:t>
             </w:r>
           </w:p>
           <w:p>
@@ -1014,12 +1006,25 @@
                 <w:rFonts w:hint="eastAsia" w:ascii="宋体" w:hAnsi="宋体" w:eastAsia="宋体" w:cs="宋体"/>
                 <w:b w:val="0"/>
                 <w:bCs/>
+                <w:color w:val="0000FF"/>
                 <w:sz w:val="21"/>
                 <w:szCs w:val="24"/>
                 <w:vertAlign w:val="baseline"/>
                 <w:lang w:val="en-US" w:eastAsia="zh-CN"/>
               </w:rPr>
-              <w:t>{{chengjiao_jine1}}元</w:t>
+              <w:t>{{chengjiao_jine1}}</w:t>
+            </w:r>
+            <w:r>
+              <w:rPr>
+                <w:rFonts w:hint="eastAsia" w:ascii="宋体" w:hAnsi="宋体" w:eastAsia="宋体" w:cs="宋体"/>
+                <w:b w:val="0"/>
+                <w:bCs/>
+                <w:sz w:val="21"/>
+                <w:szCs w:val="24"/>
+                <w:vertAlign w:val="baseline"/>
+                <w:lang w:val="en-US" w:eastAsia="zh-CN"/>
+              </w:rPr>
+              <w:t>元</w:t>
             </w:r>
           </w:p>
         </w:tc>
@@ -1156,7 +1161,7 @@
               <w:outlineLvl w:val="0"/>
               <w:rPr>
                 <w:rFonts w:hint="default" w:ascii="仿宋_GB2312" w:hAnsi="仿宋_GB2312" w:eastAsia="仿宋_GB2312" w:cs="仿宋_GB2312"/>
-                <w:color w:val="auto"/>
+                <w:color w:val="0000FF"/>
                 <w:sz w:val="24"/>
                 <w:highlight w:val="none"/>
                 <w:lang w:val="en-US" w:eastAsia="zh-CN"/>
@@ -1165,13 +1170,15 @@
             <w:r>
               <w:rPr>
                 <w:rFonts w:hint="eastAsia" w:ascii="仿宋_GB2312" w:hAnsi="仿宋_GB2312" w:eastAsia="仿宋_GB2312" w:cs="仿宋_GB2312"/>
-                <w:color w:val="auto"/>
+                <w:color w:val="0000FF"/>
                 <w:sz w:val="24"/>
                 <w:highlight w:val="none"/>
                 <w:lang w:val="en-US" w:eastAsia="zh-CN"/>
               </w:rPr>
               <w:t>{{rank1}}</w:t>
             </w:r>
+            <w:bookmarkStart w:id="0" w:name="_GoBack"/>
+            <w:bookmarkEnd w:id="0"/>
           </w:p>
         </w:tc>
       </w:tr>
@@ -2838,6 +2845,7 @@
                 <w:rFonts w:hint="eastAsia" w:ascii="宋体" w:hAnsi="宋体" w:eastAsia="宋体" w:cs="宋体"/>
                 <w:b w:val="0"/>
                 <w:bCs/>
+                <w:color w:val="0000FF"/>
                 <w:sz w:val="21"/>
                 <w:szCs w:val="24"/>
                 <w:vertAlign w:val="baseline"/>
@@ -2849,6 +2857,7 @@
                 <w:rFonts w:hint="eastAsia" w:ascii="宋体" w:hAnsi="宋体" w:eastAsia="宋体" w:cs="宋体"/>
                 <w:b w:val="0"/>
                 <w:bCs/>
+                <w:color w:val="0000FF"/>
                 <w:sz w:val="21"/>
                 <w:szCs w:val="24"/>
                 <w:vertAlign w:val="baseline"/>
@@ -2868,6 +2877,7 @@
                 <w:rFonts w:hint="eastAsia" w:ascii="宋体" w:hAnsi="宋体" w:eastAsia="宋体" w:cs="宋体"/>
                 <w:b w:val="0"/>
                 <w:bCs/>
+                <w:color w:val="0000FF"/>
                 <w:sz w:val="21"/>
                 <w:szCs w:val="24"/>
                 <w:vertAlign w:val="baseline"/>
@@ -2879,26 +2889,13 @@
                 <w:rFonts w:hint="eastAsia" w:ascii="宋体" w:hAnsi="宋体" w:eastAsia="宋体" w:cs="宋体"/>
                 <w:b w:val="0"/>
                 <w:bCs/>
+                <w:color w:val="0000FF"/>
                 <w:sz w:val="21"/>
                 <w:szCs w:val="24"/>
                 <w:vertAlign w:val="baseline"/>
                 <w:lang w:val="en-US" w:eastAsia="zh-CN"/>
               </w:rPr>
-              <w:t>{{caigou_xiangmu_ming}}{{biaoduanming2</w:t>
-            </w:r>
-            <w:bookmarkStart w:id="0" w:name="_GoBack"/>
-            <w:bookmarkEnd w:id="0"/>
-            <w:r>
-              <w:rPr>
-                <w:rFonts w:hint="eastAsia" w:ascii="宋体" w:hAnsi="宋体" w:eastAsia="宋体" w:cs="宋体"/>
-                <w:b w:val="0"/>
-                <w:bCs/>
-                <w:sz w:val="21"/>
-                <w:szCs w:val="24"/>
-                <w:vertAlign w:val="baseline"/>
-                <w:lang w:val="en-US" w:eastAsia="zh-CN"/>
-              </w:rPr>
-              <w:t>}}</w:t>
+              <w:t>{{caigou_xiangmu_ming}}{{biaoduanming2}}</w:t>
             </w:r>
           </w:p>
           <w:p>
@@ -2923,12 +2920,25 @@
                 <w:rFonts w:hint="eastAsia" w:ascii="宋体" w:hAnsi="宋体" w:eastAsia="宋体" w:cs="宋体"/>
                 <w:b w:val="0"/>
                 <w:bCs/>
+                <w:color w:val="0000FF"/>
                 <w:sz w:val="21"/>
                 <w:szCs w:val="24"/>
                 <w:vertAlign w:val="baseline"/>
                 <w:lang w:val="en-US" w:eastAsia="zh-CN"/>
               </w:rPr>
-              <w:t>{{chengjiao_jine2}}元</w:t>
+              <w:t>{{chengjiao_jine2}}</w:t>
+            </w:r>
+            <w:r>
+              <w:rPr>
+                <w:rFonts w:hint="eastAsia" w:ascii="宋体" w:hAnsi="宋体" w:eastAsia="宋体" w:cs="宋体"/>
+                <w:b w:val="0"/>
+                <w:bCs/>
+                <w:sz w:val="21"/>
+                <w:szCs w:val="24"/>
+                <w:vertAlign w:val="baseline"/>
+                <w:lang w:val="en-US" w:eastAsia="zh-CN"/>
+              </w:rPr>
+              <w:t>元</w:t>
             </w:r>
           </w:p>
         </w:tc>
@@ -3065,7 +3075,7 @@
               <w:outlineLvl w:val="0"/>
               <w:rPr>
                 <w:rFonts w:hint="default" w:ascii="仿宋_GB2312" w:hAnsi="仿宋_GB2312" w:eastAsia="仿宋_GB2312" w:cs="仿宋_GB2312"/>
-                <w:color w:val="auto"/>
+                <w:color w:val="0000FF"/>
                 <w:sz w:val="24"/>
                 <w:highlight w:val="none"/>
                 <w:lang w:val="en-US" w:eastAsia="zh-CN"/>
@@ -3074,7 +3084,7 @@
             <w:r>
               <w:rPr>
                 <w:rFonts w:hint="eastAsia" w:ascii="仿宋_GB2312" w:hAnsi="仿宋_GB2312" w:eastAsia="仿宋_GB2312" w:cs="仿宋_GB2312"/>
-                <w:color w:val="auto"/>
+                <w:color w:val="0000FF"/>
                 <w:sz w:val="24"/>
                 <w:highlight w:val="none"/>
                 <w:lang w:val="en-US" w:eastAsia="zh-CN"/>
